--- a/docs/downloads/john-nelson-darby/تم/doc_0371.docx
+++ b/docs/downloads/john-nelson-darby/تم/doc_0371.docx
@@ -6,15 +6,18 @@
       <w:pPr>
         <w:rPr>
           <w:rtl/>
+          <w:lang w:bidi="ar-SA"/>
         </w:rPr>
       </w:pPr>
       <w:hyperlink r:id="rId4" w:history="1">
         <w:r>
           <w:rPr>
             <w:rStyle w:val="Hyperlink"/>
+            <w:rFonts w:hint="cs"/>
             <w:rtl/>
+            <w:lang w:bidi="ar-SA"/>
           </w:rPr>
-          <w:t>مُعْيِينَ وَمُطَارِدِينَ</w:t>
+          <w:t>نعمة الله</w:t>
         </w:r>
       </w:hyperlink>
     </w:p>
@@ -22,204 +25,29 @@
       <w:pPr>
         <w:rPr>
           <w:rtl/>
+          <w:lang w:bidi="ar-SA"/>
         </w:rPr>
       </w:pPr>
       <w:r>
         <w:rPr>
           <w:rFonts w:hint="cs"/>
           <w:rtl/>
-        </w:rPr>
-        <w:t>قضاة 8: 4: "</w:t>
-      </w:r>
-      <w:r>
-        <w:rPr>
-          <w:rFonts w:ascii="Arial" w:hAnsi="Arial" w:cs="Arial" w:hint="cs"/>
-          <w:rtl/>
-        </w:rPr>
-        <w:t>​</w:t>
-      </w:r>
-      <w:r>
-        <w:rPr>
-          <w:rFonts w:hint="cs"/>
-          <w:rtl/>
-        </w:rPr>
-        <w:t>وَجَاءَ</w:t>
-      </w:r>
-      <w:r>
-        <w:rPr>
-          <w:rtl/>
-        </w:rPr>
-        <w:t xml:space="preserve"> </w:t>
-      </w:r>
-      <w:r>
-        <w:rPr>
-          <w:rFonts w:hint="cs"/>
-          <w:rtl/>
-        </w:rPr>
-        <w:t>جِدْعُونُ</w:t>
-      </w:r>
-      <w:r>
-        <w:rPr>
-          <w:rtl/>
-        </w:rPr>
-        <w:t xml:space="preserve"> </w:t>
-      </w:r>
-      <w:r>
-        <w:rPr>
-          <w:rFonts w:hint="cs"/>
-          <w:rtl/>
-        </w:rPr>
-        <w:t>إِلَى</w:t>
-      </w:r>
-      <w:r>
-        <w:rPr>
-          <w:rtl/>
-        </w:rPr>
-        <w:t xml:space="preserve"> </w:t>
-      </w:r>
-      <w:r>
-        <w:rPr>
-          <w:rFonts w:hint="cs"/>
-          <w:rtl/>
-        </w:rPr>
-        <w:t>الأُرْدُنِّ</w:t>
-      </w:r>
-      <w:r>
-        <w:rPr>
-          <w:rtl/>
-        </w:rPr>
-        <w:t xml:space="preserve"> </w:t>
-      </w:r>
-      <w:r>
-        <w:rPr>
-          <w:rFonts w:hint="cs"/>
-          <w:rtl/>
-        </w:rPr>
-        <w:t>وَعَبَرَ</w:t>
-      </w:r>
-      <w:r>
-        <w:rPr>
-          <w:rtl/>
-        </w:rPr>
-        <w:t xml:space="preserve"> </w:t>
-      </w:r>
-      <w:r>
-        <w:rPr>
-          <w:rFonts w:hint="cs"/>
-          <w:rtl/>
-        </w:rPr>
-        <w:t>هُوَ</w:t>
-      </w:r>
-      <w:r>
-        <w:rPr>
-          <w:rtl/>
-        </w:rPr>
-        <w:t xml:space="preserve"> </w:t>
-      </w:r>
-      <w:r>
-        <w:rPr>
-          <w:rFonts w:hint="cs"/>
-          <w:rtl/>
-        </w:rPr>
-        <w:t>وَالثَّلاَثُ</w:t>
-      </w:r>
-      <w:r>
-        <w:rPr>
-          <w:rtl/>
-        </w:rPr>
-        <w:t xml:space="preserve"> </w:t>
-      </w:r>
-      <w:r>
-        <w:rPr>
-          <w:rFonts w:hint="cs"/>
-          <w:rtl/>
-        </w:rPr>
-        <w:t>مِئَةِ</w:t>
-      </w:r>
-      <w:r>
-        <w:rPr>
-          <w:rtl/>
-        </w:rPr>
-        <w:t xml:space="preserve"> </w:t>
-      </w:r>
-      <w:r>
-        <w:rPr>
-          <w:rFonts w:hint="cs"/>
-          <w:rtl/>
-        </w:rPr>
-        <w:t>الرَّجُلِ</w:t>
-      </w:r>
-      <w:r>
-        <w:rPr>
-          <w:rtl/>
-        </w:rPr>
-        <w:t xml:space="preserve"> </w:t>
-      </w:r>
-      <w:r>
-        <w:rPr>
-          <w:rFonts w:hint="cs"/>
-          <w:rtl/>
-        </w:rPr>
-        <w:t>الَّذِينَ</w:t>
-      </w:r>
-      <w:r>
-        <w:rPr>
-          <w:rtl/>
-        </w:rPr>
-        <w:t xml:space="preserve"> </w:t>
-      </w:r>
-      <w:r>
-        <w:rPr>
-          <w:rFonts w:hint="cs"/>
-          <w:rtl/>
-        </w:rPr>
-        <w:t>مَعَهُ</w:t>
-      </w:r>
-      <w:r>
-        <w:rPr>
-          <w:rtl/>
-        </w:rPr>
-        <w:t xml:space="preserve"> </w:t>
-      </w:r>
-      <w:r>
-        <w:rPr>
-          <w:rFonts w:hint="cs"/>
-          <w:rtl/>
-        </w:rPr>
-        <w:t>مُعْيِينَ</w:t>
-      </w:r>
-      <w:r>
-        <w:rPr>
-          <w:rtl/>
-        </w:rPr>
-        <w:t xml:space="preserve"> </w:t>
-      </w:r>
-      <w:r>
-        <w:rPr>
-          <w:rFonts w:hint="cs"/>
-          <w:rtl/>
-        </w:rPr>
-        <w:t>وَمُطَارِدِينَ</w:t>
-      </w:r>
-      <w:r>
-        <w:rPr>
-          <w:rtl/>
-        </w:rPr>
-        <w:t>.</w:t>
-      </w:r>
-      <w:r>
-        <w:rPr>
-          <w:rFonts w:hint="cs"/>
-          <w:rtl/>
-        </w:rPr>
-        <w:t>"</w:t>
+          <w:lang w:bidi="ar-SA"/>
+        </w:rPr>
+        <w:t>1. بطرس 5: 10</w:t>
       </w:r>
     </w:p>
     <w:p>
       <w:pPr>
         <w:bidi w:val="0"/>
+        <w:rPr>
+          <w:lang w:bidi="ar-SA"/>
+        </w:rPr>
       </w:pPr>
       <w:r>
+        <w:rPr>
+          <w:lang w:bidi="ar-SA"/>
+        </w:rPr>
         <w:t>John Nelson Darby</w:t>
       </w:r>
     </w:p>
@@ -236,191 +64,37 @@
           <w:rtl/>
           <w:lang w:bidi="ar-SA"/>
         </w:rPr>
-        <w:t>هي فقط كلمتان لكن كم هي هادفة في وصفها طريق المسيحي. إنه ليس مكتوب: "</w:t>
-      </w:r>
-      <w:r>
-        <w:rPr>
-          <w:rtl/>
-        </w:rPr>
-        <w:t xml:space="preserve"> </w:t>
-      </w:r>
-      <w:r>
-        <w:rPr>
-          <w:rtl/>
-          <w:lang w:bidi="ar-SA"/>
-        </w:rPr>
-        <w:t>مُعْيِينَ</w:t>
-      </w:r>
-      <w:r>
-        <w:rPr>
-          <w:rFonts w:hint="cs"/>
-          <w:rtl/>
-          <w:lang w:bidi="ar-SA"/>
-        </w:rPr>
-        <w:t xml:space="preserve"> ومتكئين" أو "</w:t>
-      </w:r>
-      <w:r>
-        <w:rPr>
-          <w:rtl/>
-        </w:rPr>
-        <w:t xml:space="preserve"> </w:t>
-      </w:r>
-      <w:r>
-        <w:rPr>
-          <w:rtl/>
-          <w:lang w:bidi="ar-SA"/>
-        </w:rPr>
-        <w:t>مُعْيِينَ</w:t>
-      </w:r>
-      <w:r>
-        <w:rPr>
-          <w:rFonts w:hint="cs"/>
-          <w:rtl/>
-          <w:lang w:bidi="ar-SA"/>
-        </w:rPr>
-        <w:t xml:space="preserve"> ومنتهين"، وإنما "</w:t>
-      </w:r>
-      <w:r>
-        <w:rPr>
-          <w:rtl/>
-        </w:rPr>
-        <w:t xml:space="preserve"> </w:t>
-      </w:r>
-      <w:r>
-        <w:rPr>
-          <w:rtl/>
-          <w:lang w:bidi="ar-SA"/>
-        </w:rPr>
-        <w:t>مُعْيِينَ وَمُطَارِدِينَ</w:t>
-      </w:r>
-      <w:r>
-        <w:rPr>
-          <w:rFonts w:hint="cs"/>
-          <w:rtl/>
-          <w:lang w:bidi="ar-SA"/>
-        </w:rPr>
-        <w:t>". إننا أمرنا مثل جدعون مع الذي "</w:t>
-      </w:r>
-      <w:r>
-        <w:rPr>
-          <w:rFonts w:ascii="Arial" w:hAnsi="Arial" w:cs="Arial" w:hint="cs"/>
-          <w:rtl/>
-          <w:lang w:bidi="ar-SA"/>
-        </w:rPr>
-        <w:t>​</w:t>
-      </w:r>
-      <w:r>
-        <w:rPr>
-          <w:rFonts w:hint="cs"/>
-          <w:rtl/>
-          <w:lang w:bidi="ar-SA"/>
-        </w:rPr>
-        <w:t>يُعْطِي</w:t>
-      </w:r>
-      <w:r>
-        <w:rPr>
-          <w:rtl/>
-          <w:lang w:bidi="ar-SA"/>
-        </w:rPr>
-        <w:t xml:space="preserve"> </w:t>
-      </w:r>
-      <w:r>
-        <w:rPr>
-          <w:rFonts w:hint="cs"/>
-          <w:rtl/>
-          <w:lang w:bidi="ar-SA"/>
-        </w:rPr>
-        <w:t>الْمُعْيِيَ</w:t>
-      </w:r>
-      <w:r>
-        <w:rPr>
-          <w:rtl/>
-          <w:lang w:bidi="ar-SA"/>
-        </w:rPr>
-        <w:t xml:space="preserve"> </w:t>
-      </w:r>
-      <w:r>
-        <w:rPr>
-          <w:rFonts w:hint="cs"/>
-          <w:rtl/>
-          <w:lang w:bidi="ar-SA"/>
-        </w:rPr>
-        <w:t>قُدْرَةً،</w:t>
-      </w:r>
-      <w:r>
-        <w:rPr>
-          <w:rtl/>
-          <w:lang w:bidi="ar-SA"/>
-        </w:rPr>
-        <w:t xml:space="preserve"> </w:t>
-      </w:r>
-      <w:r>
-        <w:rPr>
-          <w:rFonts w:hint="cs"/>
-          <w:rtl/>
-          <w:lang w:bidi="ar-SA"/>
-        </w:rPr>
-        <w:t>وَلِعَدِيمِ</w:t>
-      </w:r>
-      <w:r>
-        <w:rPr>
-          <w:rtl/>
-          <w:lang w:bidi="ar-SA"/>
-        </w:rPr>
-        <w:t xml:space="preserve"> </w:t>
-      </w:r>
-      <w:r>
-        <w:rPr>
-          <w:rFonts w:hint="cs"/>
-          <w:rtl/>
-          <w:lang w:bidi="ar-SA"/>
-        </w:rPr>
-        <w:t>الْقُوَّةِ</w:t>
-      </w:r>
-      <w:r>
-        <w:rPr>
-          <w:rtl/>
-          <w:lang w:bidi="ar-SA"/>
-        </w:rPr>
-        <w:t xml:space="preserve"> </w:t>
-      </w:r>
-      <w:r>
-        <w:rPr>
-          <w:rFonts w:hint="cs"/>
-          <w:rtl/>
-          <w:lang w:bidi="ar-SA"/>
-        </w:rPr>
-        <w:t>يُكَثِّرُ</w:t>
-      </w:r>
-      <w:r>
-        <w:rPr>
-          <w:rtl/>
-          <w:lang w:bidi="ar-SA"/>
-        </w:rPr>
-        <w:t xml:space="preserve"> </w:t>
-      </w:r>
-      <w:r>
-        <w:rPr>
-          <w:rFonts w:hint="cs"/>
-          <w:rtl/>
-          <w:lang w:bidi="ar-SA"/>
-        </w:rPr>
-        <w:t>شِدَّةً</w:t>
-      </w:r>
-      <w:r>
-        <w:rPr>
-          <w:rtl/>
-          <w:lang w:bidi="ar-SA"/>
-        </w:rPr>
-        <w:t>.</w:t>
-      </w:r>
-      <w:r>
-        <w:rPr>
-          <w:rFonts w:hint="cs"/>
-          <w:rtl/>
-          <w:lang w:bidi="ar-SA"/>
-        </w:rPr>
-        <w:t>" (أشعياء 40: 29).</w:t>
+        <w:t>"</w:t>
+      </w:r>
+      <w:r>
+        <w:rPr>
+          <w:rtl/>
+          <w:lang w:bidi="ar-SA"/>
+        </w:rPr>
+        <w:t xml:space="preserve"> وَإِلهُ كُلِّ نِعْمَةٍ الَّذِي دَعَانَا إِلَى مَجْدِهِ الأَبَدِيِّ فِي الْمَسِيحِ يَسُوعَ، بَعْدَمَا تَأَلَّمْتُمْ يَسِيرًا، هُوَ يُكَمِّلُكُمْ، وَيُثَبِّتُكُمْ، وَيُقَوِّيكُمْ، وَيُمَكِّنُكُمْ.</w:t>
+      </w:r>
+      <w:r>
+        <w:rPr>
+          <w:rFonts w:hint="cs"/>
+          <w:rtl/>
+          <w:lang w:bidi="ar-SA"/>
+        </w:rPr>
+        <w:t xml:space="preserve"> ... </w:t>
+      </w:r>
+      <w:r>
+        <w:rPr>
+          <w:rtl/>
+          <w:lang w:bidi="ar-SA"/>
+        </w:rPr>
+        <w:t>وَاعِظًا وَشَاهِدًا، أَنَّ هذِهِ هِيَ نِعْمَةُ اللهِ الْحَقِيقِيَّةُ الَّتِي فِيهَا تَقُومُونَ.</w:t>
+      </w:r>
+      <w:r>
+        <w:rPr>
+          <w:rFonts w:hint="cs"/>
+          <w:rtl/>
+          <w:lang w:bidi="ar-SA"/>
+        </w:rPr>
+        <w:t>" (1. بطرس 5: 10، 12)</w:t>
       </w:r>
     </w:p>
     <w:p>
@@ -436,22 +110,7 @@
           <w:rtl/>
           <w:lang w:bidi="ar-SA"/>
         </w:rPr>
-        <w:t>إنه مبارَك إن تعلمنا بأن نحسب في ضعفنا وإعيائنا حساب ملء النعمة والقوة التي صارت لحسابنا في المسيح يسوع. ويأتينا النداء: "</w:t>
-      </w:r>
-      <w:r>
-        <w:rPr>
-          <w:rtl/>
-          <w:lang w:bidi="ar-SA"/>
-        </w:rPr>
-        <w:t xml:space="preserve"> أَخِيرًا يَا إِخْوَتِي تَقَوُّوْا فِي الرَّبِّ وَفِي شِدَّةِ قُوَّتِهِ.</w:t>
-      </w:r>
-      <w:r>
-        <w:rPr>
-          <w:rFonts w:hint="cs"/>
-          <w:rtl/>
-          <w:lang w:bidi="ar-SA"/>
-        </w:rPr>
-        <w:t>" (أفسس 6: 10).</w:t>
+        <w:t>الله أعلن لنا عن ذاته كـ"إله كل نعمة"، وفي عدد 12 مكتوب بأننا "مقيمون في نعمة الله الحقيقية".</w:t>
       </w:r>
     </w:p>
     <w:p>
@@ -467,45 +126,43 @@
           <w:rtl/>
           <w:lang w:bidi="ar-SA"/>
         </w:rPr>
-        <w:t xml:space="preserve">ولمَن مُعدّ هذا الأمر؟ لمَن خارت قواه الذي رفع يديه عن المسير، عندما لا </w:t>
-      </w:r>
-      <w:r>
-        <w:rPr>
-          <w:rFonts w:hint="cs"/>
-          <w:rtl/>
-          <w:lang w:bidi="ar-SA"/>
-        </w:rPr>
-        <w:t>يتجدد باستمرار</w:t>
-      </w:r>
-      <w:r>
-        <w:rPr>
-          <w:rFonts w:hint="cs"/>
-          <w:rtl/>
-          <w:lang w:bidi="ar-SA"/>
-        </w:rPr>
-        <w:t xml:space="preserve"> </w:t>
-      </w:r>
-      <w:r>
-        <w:rPr>
-          <w:rFonts w:hint="cs"/>
-          <w:rtl/>
-          <w:lang w:bidi="ar-SA"/>
-        </w:rPr>
-        <w:t>ب</w:t>
-      </w:r>
-      <w:r>
-        <w:rPr>
-          <w:rFonts w:hint="cs"/>
-          <w:rtl/>
-          <w:lang w:bidi="ar-SA"/>
-        </w:rPr>
-        <w:t>قوة جديدة من فوق.</w:t>
+        <w:t>إنه يصعب علينا أن نصدق هذا. بحسب الطبيعة جميعنا نقول: "</w:t>
+      </w:r>
+      <w:r>
+        <w:rPr>
+          <w:rtl/>
+          <w:lang w:bidi="ar-SA"/>
+        </w:rPr>
+        <w:t>أَنِّي كُنْتُ أَخَافُ مِنْكَ، إِذْ أَنْتَ إِنْسَانٌ صَارِمٌ،</w:t>
+      </w:r>
+      <w:r>
+        <w:rPr>
+          <w:rFonts w:hint="cs"/>
+          <w:rtl/>
+          <w:lang w:bidi="ar-SA"/>
+        </w:rPr>
+        <w:t xml:space="preserve">" (لوقا 19: 21). إننا عندنا نقص في فهمنا لنعمة الله. الإنسان الطبيعي فينا لا يثق بالمسيح وبنعمة الله. إن أخطأنا يقول لنا قلبنا: ينبغي عليك أن تقتلع جذور الخطية قبل ذهابك إلى الله. </w:t>
+      </w:r>
+      <w:r>
+        <w:rPr>
+          <w:rtl/>
+          <w:lang w:bidi="ar-SA"/>
+        </w:rPr>
+        <w:t>–</w:t>
+      </w:r>
+      <w:r>
+        <w:rPr>
+          <w:rFonts w:hint="cs"/>
+          <w:rtl/>
+          <w:lang w:bidi="ar-SA"/>
+        </w:rPr>
+        <w:t xml:space="preserve"> لكن إن عرفنا إله كل نعمة بشكل أفضل فعلى الفور وعلى ما نحن عليه سنُسرع إليه ونتذلل من أعماق قلوبنا أمامه وهو لن يُقابلنا إلا بنعمته.</w:t>
       </w:r>
     </w:p>
     <w:p>
       <w:pPr>
         <w:rPr>
-          <w:rtl/>
+          <w:rFonts w:hint="cs"/>
           <w:lang w:bidi="ar-SA"/>
         </w:rPr>
       </w:pPr>
@@ -515,45 +172,79 @@
           <w:rtl/>
           <w:lang w:bidi="ar-SA"/>
         </w:rPr>
-        <w:t>متى ما تم الانتصار يبدأ الجهاد من جديد. هل نحن معرضين بأن نُعيى في الروح؟ دعونا بالرغم من ذلك نستمر بالمسير، لأن الله يعطينا قوة بفيض. صحيح أننا لا نحب اختبارت الإيمان هذه. إنه مؤلم بلا شك بأن نشعر يوميًا بضعفنا. إننا كنا نفضل لو انتهت الحرب سريعًا. لكن دعونا نضع في بالنا بأن وقت جهادنا هو الآن. إن كل واحد منا مدعو "</w:t>
-      </w:r>
-      <w:r>
-        <w:rPr>
-          <w:rtl/>
+        <w:t xml:space="preserve">لا شيء أصعب علينا من أن نبقى في وعينا بأننا لسنا تحت الناموس وإنما تحت النعمة. النعمة تشترط وجود الخطية والشر فينا، لكن النعمة تصرّح بأن جميع الخطايا </w:t>
+      </w:r>
+      <w:r>
+        <w:rPr>
+          <w:rFonts w:hint="cs"/>
+          <w:rtl/>
+          <w:lang w:bidi="ar-SA"/>
+        </w:rPr>
+        <w:t>أزالها يسوع. وحتى إن كنا نعي بخطايانا فيحق لنا أن نعي نعمة الله التي أزالتها. إن فرحنا</w:t>
+      </w:r>
+      <w:r>
+        <w:rPr>
+          <w:rFonts w:hint="cs"/>
+          <w:rtl/>
+          <w:lang w:bidi="ar-SA"/>
         </w:rPr>
         <w:t xml:space="preserve"> </w:t>
       </w:r>
       <w:r>
         <w:rPr>
-          <w:rtl/>
-          <w:lang w:bidi="ar-SA"/>
-        </w:rPr>
-        <w:t>كَجُنْدِيٍّ صَالِحٍ لِيَسُوعَ الْمَسِيحِ</w:t>
-      </w:r>
-      <w:r>
-        <w:rPr>
-          <w:rFonts w:hint="cs"/>
-          <w:rtl/>
-          <w:lang w:bidi="ar-SA"/>
-        </w:rPr>
-        <w:t>" للجهاد، وذلك في المصاعب والضيقات التي تحيط بنا يوميًا.</w:t>
-      </w:r>
-    </w:p>
-    <w:p>
-      <w:pPr>
-        <w:rPr>
-          <w:rFonts w:hint="cs"/>
-          <w:rtl/>
-          <w:lang w:bidi="ar-SA"/>
-        </w:rPr>
-      </w:pPr>
-      <w:r>
-        <w:rPr>
-          <w:rFonts w:hint="cs"/>
-          <w:rtl/>
-          <w:lang w:bidi="ar-SA"/>
-        </w:rPr>
-        <w:t>اليوم يكفي شره وكان ما يكفي من نعمة. غدًا سيكون ما يكفينا من الشر، ولكن أيضًا ما يكفي من النعمة. كل ما نحتاجه هو أن نحيا لله ومن الله. هو أمين.</w:t>
+          <w:rFonts w:hint="cs"/>
+          <w:rtl/>
+          <w:lang w:bidi="ar-SA"/>
+        </w:rPr>
+        <w:t>وسلامنا لا يعتمد على ما نكونه</w:t>
+      </w:r>
+      <w:r>
+        <w:rPr>
+          <w:rFonts w:hint="cs"/>
+          <w:rtl/>
+          <w:lang w:bidi="ar-SA"/>
+        </w:rPr>
+        <w:t xml:space="preserve"> نحن</w:t>
+      </w:r>
+      <w:r>
+        <w:rPr>
+          <w:rFonts w:hint="cs"/>
+          <w:rtl/>
+          <w:lang w:bidi="ar-SA"/>
+        </w:rPr>
+        <w:t xml:space="preserve"> وإنما ما يكونه الله، والله </w:t>
+      </w:r>
+      <w:r>
+        <w:rPr>
+          <w:rFonts w:hint="cs"/>
+          <w:rtl/>
+          <w:lang w:bidi="ar-SA"/>
+        </w:rPr>
+        <w:t>إله رحيم</w:t>
+      </w:r>
+      <w:r>
+        <w:rPr>
+          <w:rFonts w:hint="cs"/>
+          <w:rtl/>
+          <w:lang w:bidi="ar-SA"/>
+        </w:rPr>
+        <w:t>. إن الوعي بالنعمة هو المصدر لقوتنا كمسيحيين، والثبات في النعمة هو سر كل تقديس. لأن النعمة تُدخلنا إلى محضر الله و</w:t>
+      </w:r>
+      <w:r>
+        <w:rPr>
+          <w:rFonts w:hint="cs"/>
+          <w:rtl/>
+          <w:lang w:bidi="ar-SA"/>
+        </w:rPr>
+        <w:t xml:space="preserve">نحن </w:t>
+      </w:r>
+      <w:r>
+        <w:rPr>
+          <w:rFonts w:hint="cs"/>
+          <w:rtl/>
+          <w:lang w:bidi="ar-SA"/>
+        </w:rPr>
+        <w:t>نتقدس في عشرتنا مع الله، فمعرفة النعمة هي المصدر الحقيقي في تقديسنا.</w:t>
       </w:r>
     </w:p>
     <w:sectPr>
@@ -572,9 +263,11 @@
     <w:rPrDefault>
       <w:rPr>
         <w:rFonts w:ascii="Sakkal Majalla" w:eastAsiaTheme="minorHAnsi" w:hAnsi="Sakkal Majalla" w:cs="Sakkal Majalla"/>
+        <w:kern w:val="2"/>
         <w:sz w:val="28"/>
         <w:szCs w:val="28"/>
         <w:lang w:val="en-US" w:eastAsia="en-US" w:bidi="he-IL"/>
+        <w14:ligatures w14:val="standardContextual"/>
       </w:rPr>
     </w:rPrDefault>
     <w:pPrDefault>
@@ -1003,7 +696,7 @@
     <w:basedOn w:val="DefaultParagraphFont"/>
     <w:uiPriority w:val="99"/>
     <w:unhideWhenUsed/>
-    <w:rsid w:val="00EC395B"/>
+    <w:rsid w:val="00B43B29"/>
     <w:rPr>
       <w:color w:val="0563C1" w:themeColor="hyperlink"/>
       <w:u w:val="single"/>
@@ -1015,7 +708,7 @@
     <w:uiPriority w:val="99"/>
     <w:semiHidden/>
     <w:unhideWhenUsed/>
-    <w:rsid w:val="00EC395B"/>
+    <w:rsid w:val="00B43B29"/>
     <w:rPr>
       <w:color w:val="605E5C"/>
       <w:shd w:val="clear" w:color="auto" w:fill="E1DFDD"/>

--- a/docs/downloads/john-nelson-darby/تم/doc_0371.docx
+++ b/docs/downloads/john-nelson-darby/تم/doc_0371.docx
@@ -6,18 +6,15 @@
       <w:pPr>
         <w:rPr>
           <w:rtl/>
-          <w:lang w:bidi="ar-SA"/>
         </w:rPr>
       </w:pPr>
       <w:hyperlink r:id="rId4" w:history="1">
         <w:r>
           <w:rPr>
             <w:rStyle w:val="Hyperlink"/>
-            <w:rFonts w:hint="cs"/>
             <w:rtl/>
-            <w:lang w:bidi="ar-SA"/>
           </w:rPr>
-          <w:t>نعمة الله</w:t>
+          <w:t>مُعْيِينَ وَمُطَارِدِينَ</w:t>
         </w:r>
       </w:hyperlink>
     </w:p>
@@ -25,29 +22,204 @@
       <w:pPr>
         <w:rPr>
           <w:rtl/>
-          <w:lang w:bidi="ar-SA"/>
         </w:rPr>
       </w:pPr>
       <w:r>
         <w:rPr>
           <w:rFonts w:hint="cs"/>
           <w:rtl/>
-          <w:lang w:bidi="ar-SA"/>
-        </w:rPr>
-        <w:t>1. بطرس 5: 10</w:t>
+        </w:rPr>
+        <w:t>قضاة 8: 4: "</w:t>
+      </w:r>
+      <w:r>
+        <w:rPr>
+          <w:rFonts w:ascii="Arial" w:hAnsi="Arial" w:cs="Arial" w:hint="cs"/>
+          <w:rtl/>
+        </w:rPr>
+        <w:t>​</w:t>
+      </w:r>
+      <w:r>
+        <w:rPr>
+          <w:rFonts w:hint="cs"/>
+          <w:rtl/>
+        </w:rPr>
+        <w:t>وَجَاءَ</w:t>
+      </w:r>
+      <w:r>
+        <w:rPr>
+          <w:rtl/>
+        </w:rPr>
+        <w:t xml:space="preserve"> </w:t>
+      </w:r>
+      <w:r>
+        <w:rPr>
+          <w:rFonts w:hint="cs"/>
+          <w:rtl/>
+        </w:rPr>
+        <w:t>جِدْعُونُ</w:t>
+      </w:r>
+      <w:r>
+        <w:rPr>
+          <w:rtl/>
+        </w:rPr>
+        <w:t xml:space="preserve"> </w:t>
+      </w:r>
+      <w:r>
+        <w:rPr>
+          <w:rFonts w:hint="cs"/>
+          <w:rtl/>
+        </w:rPr>
+        <w:t>إِلَى</w:t>
+      </w:r>
+      <w:r>
+        <w:rPr>
+          <w:rtl/>
+        </w:rPr>
+        <w:t xml:space="preserve"> </w:t>
+      </w:r>
+      <w:r>
+        <w:rPr>
+          <w:rFonts w:hint="cs"/>
+          <w:rtl/>
+        </w:rPr>
+        <w:t>الأُرْدُنِّ</w:t>
+      </w:r>
+      <w:r>
+        <w:rPr>
+          <w:rtl/>
+        </w:rPr>
+        <w:t xml:space="preserve"> </w:t>
+      </w:r>
+      <w:r>
+        <w:rPr>
+          <w:rFonts w:hint="cs"/>
+          <w:rtl/>
+        </w:rPr>
+        <w:t>وَعَبَرَ</w:t>
+      </w:r>
+      <w:r>
+        <w:rPr>
+          <w:rtl/>
+        </w:rPr>
+        <w:t xml:space="preserve"> </w:t>
+      </w:r>
+      <w:r>
+        <w:rPr>
+          <w:rFonts w:hint="cs"/>
+          <w:rtl/>
+        </w:rPr>
+        <w:t>هُوَ</w:t>
+      </w:r>
+      <w:r>
+        <w:rPr>
+          <w:rtl/>
+        </w:rPr>
+        <w:t xml:space="preserve"> </w:t>
+      </w:r>
+      <w:r>
+        <w:rPr>
+          <w:rFonts w:hint="cs"/>
+          <w:rtl/>
+        </w:rPr>
+        <w:t>وَالثَّلاَثُ</w:t>
+      </w:r>
+      <w:r>
+        <w:rPr>
+          <w:rtl/>
+        </w:rPr>
+        <w:t xml:space="preserve"> </w:t>
+      </w:r>
+      <w:r>
+        <w:rPr>
+          <w:rFonts w:hint="cs"/>
+          <w:rtl/>
+        </w:rPr>
+        <w:t>مِئَةِ</w:t>
+      </w:r>
+      <w:r>
+        <w:rPr>
+          <w:rtl/>
+        </w:rPr>
+        <w:t xml:space="preserve"> </w:t>
+      </w:r>
+      <w:r>
+        <w:rPr>
+          <w:rFonts w:hint="cs"/>
+          <w:rtl/>
+        </w:rPr>
+        <w:t>الرَّجُلِ</w:t>
+      </w:r>
+      <w:r>
+        <w:rPr>
+          <w:rtl/>
+        </w:rPr>
+        <w:t xml:space="preserve"> </w:t>
+      </w:r>
+      <w:r>
+        <w:rPr>
+          <w:rFonts w:hint="cs"/>
+          <w:rtl/>
+        </w:rPr>
+        <w:t>الَّذِينَ</w:t>
+      </w:r>
+      <w:r>
+        <w:rPr>
+          <w:rtl/>
+        </w:rPr>
+        <w:t xml:space="preserve"> </w:t>
+      </w:r>
+      <w:r>
+        <w:rPr>
+          <w:rFonts w:hint="cs"/>
+          <w:rtl/>
+        </w:rPr>
+        <w:t>مَعَهُ</w:t>
+      </w:r>
+      <w:r>
+        <w:rPr>
+          <w:rtl/>
+        </w:rPr>
+        <w:t xml:space="preserve"> </w:t>
+      </w:r>
+      <w:r>
+        <w:rPr>
+          <w:rFonts w:hint="cs"/>
+          <w:rtl/>
+        </w:rPr>
+        <w:t>مُعْيِينَ</w:t>
+      </w:r>
+      <w:r>
+        <w:rPr>
+          <w:rtl/>
+        </w:rPr>
+        <w:t xml:space="preserve"> </w:t>
+      </w:r>
+      <w:r>
+        <w:rPr>
+          <w:rFonts w:hint="cs"/>
+          <w:rtl/>
+        </w:rPr>
+        <w:t>وَمُطَارِدِينَ</w:t>
+      </w:r>
+      <w:r>
+        <w:rPr>
+          <w:rtl/>
+        </w:rPr>
+        <w:t>.</w:t>
+      </w:r>
+      <w:r>
+        <w:rPr>
+          <w:rFonts w:hint="cs"/>
+          <w:rtl/>
+        </w:rPr>
+        <w:t>"</w:t>
       </w:r>
     </w:p>
     <w:p>
       <w:pPr>
         <w:bidi w:val="0"/>
-        <w:rPr>
-          <w:lang w:bidi="ar-SA"/>
-        </w:rPr>
       </w:pPr>
       <w:r>
-        <w:rPr>
-          <w:lang w:bidi="ar-SA"/>
-        </w:rPr>
         <w:t>John Nelson Darby</w:t>
       </w:r>
     </w:p>
@@ -64,37 +236,191 @@
           <w:rtl/>
           <w:lang w:bidi="ar-SA"/>
         </w:rPr>
-        <w:t>"</w:t>
-      </w:r>
-      <w:r>
-        <w:rPr>
-          <w:rtl/>
-          <w:lang w:bidi="ar-SA"/>
-        </w:rPr>
-        <w:t xml:space="preserve"> وَإِلهُ كُلِّ نِعْمَةٍ الَّذِي دَعَانَا إِلَى مَجْدِهِ الأَبَدِيِّ فِي الْمَسِيحِ يَسُوعَ، بَعْدَمَا تَأَلَّمْتُمْ يَسِيرًا، هُوَ يُكَمِّلُكُمْ، وَيُثَبِّتُكُمْ، وَيُقَوِّيكُمْ، وَيُمَكِّنُكُمْ.</w:t>
-      </w:r>
-      <w:r>
-        <w:rPr>
-          <w:rFonts w:hint="cs"/>
-          <w:rtl/>
-          <w:lang w:bidi="ar-SA"/>
-        </w:rPr>
-        <w:t xml:space="preserve"> ... </w:t>
-      </w:r>
-      <w:r>
-        <w:rPr>
-          <w:rtl/>
-          <w:lang w:bidi="ar-SA"/>
-        </w:rPr>
-        <w:t>وَاعِظًا وَشَاهِدًا، أَنَّ هذِهِ هِيَ نِعْمَةُ اللهِ الْحَقِيقِيَّةُ الَّتِي فِيهَا تَقُومُونَ.</w:t>
-      </w:r>
-      <w:r>
-        <w:rPr>
-          <w:rFonts w:hint="cs"/>
-          <w:rtl/>
-          <w:lang w:bidi="ar-SA"/>
-        </w:rPr>
-        <w:t>" (1. بطرس 5: 10، 12)</w:t>
+        <w:t>هي فقط كلمتان لكن كم هي هادفة في وصفها طريق المسيحي. إنه ليس مكتوب: "</w:t>
+      </w:r>
+      <w:r>
+        <w:rPr>
+          <w:rtl/>
+        </w:rPr>
+        <w:t xml:space="preserve"> </w:t>
+      </w:r>
+      <w:r>
+        <w:rPr>
+          <w:rtl/>
+          <w:lang w:bidi="ar-SA"/>
+        </w:rPr>
+        <w:t>مُعْيِينَ</w:t>
+      </w:r>
+      <w:r>
+        <w:rPr>
+          <w:rFonts w:hint="cs"/>
+          <w:rtl/>
+          <w:lang w:bidi="ar-SA"/>
+        </w:rPr>
+        <w:t xml:space="preserve"> ومتكئين" أو "</w:t>
+      </w:r>
+      <w:r>
+        <w:rPr>
+          <w:rtl/>
+        </w:rPr>
+        <w:t xml:space="preserve"> </w:t>
+      </w:r>
+      <w:r>
+        <w:rPr>
+          <w:rtl/>
+          <w:lang w:bidi="ar-SA"/>
+        </w:rPr>
+        <w:t>مُعْيِينَ</w:t>
+      </w:r>
+      <w:r>
+        <w:rPr>
+          <w:rFonts w:hint="cs"/>
+          <w:rtl/>
+          <w:lang w:bidi="ar-SA"/>
+        </w:rPr>
+        <w:t xml:space="preserve"> ومنتهين"، وإنما "</w:t>
+      </w:r>
+      <w:r>
+        <w:rPr>
+          <w:rtl/>
+        </w:rPr>
+        <w:t xml:space="preserve"> </w:t>
+      </w:r>
+      <w:r>
+        <w:rPr>
+          <w:rtl/>
+          <w:lang w:bidi="ar-SA"/>
+        </w:rPr>
+        <w:t>مُعْيِينَ وَمُطَارِدِينَ</w:t>
+      </w:r>
+      <w:r>
+        <w:rPr>
+          <w:rFonts w:hint="cs"/>
+          <w:rtl/>
+          <w:lang w:bidi="ar-SA"/>
+        </w:rPr>
+        <w:t>". إننا أمرنا مثل جدعون مع الذي "</w:t>
+      </w:r>
+      <w:r>
+        <w:rPr>
+          <w:rFonts w:ascii="Arial" w:hAnsi="Arial" w:cs="Arial" w:hint="cs"/>
+          <w:rtl/>
+          <w:lang w:bidi="ar-SA"/>
+        </w:rPr>
+        <w:t>​</w:t>
+      </w:r>
+      <w:r>
+        <w:rPr>
+          <w:rFonts w:hint="cs"/>
+          <w:rtl/>
+          <w:lang w:bidi="ar-SA"/>
+        </w:rPr>
+        <w:t>يُعْطِي</w:t>
+      </w:r>
+      <w:r>
+        <w:rPr>
+          <w:rtl/>
+          <w:lang w:bidi="ar-SA"/>
+        </w:rPr>
+        <w:t xml:space="preserve"> </w:t>
+      </w:r>
+      <w:r>
+        <w:rPr>
+          <w:rFonts w:hint="cs"/>
+          <w:rtl/>
+          <w:lang w:bidi="ar-SA"/>
+        </w:rPr>
+        <w:t>الْمُعْيِيَ</w:t>
+      </w:r>
+      <w:r>
+        <w:rPr>
+          <w:rtl/>
+          <w:lang w:bidi="ar-SA"/>
+        </w:rPr>
+        <w:t xml:space="preserve"> </w:t>
+      </w:r>
+      <w:r>
+        <w:rPr>
+          <w:rFonts w:hint="cs"/>
+          <w:rtl/>
+          <w:lang w:bidi="ar-SA"/>
+        </w:rPr>
+        <w:t>قُدْرَةً،</w:t>
+      </w:r>
+      <w:r>
+        <w:rPr>
+          <w:rtl/>
+          <w:lang w:bidi="ar-SA"/>
+        </w:rPr>
+        <w:t xml:space="preserve"> </w:t>
+      </w:r>
+      <w:r>
+        <w:rPr>
+          <w:rFonts w:hint="cs"/>
+          <w:rtl/>
+          <w:lang w:bidi="ar-SA"/>
+        </w:rPr>
+        <w:t>وَلِعَدِيمِ</w:t>
+      </w:r>
+      <w:r>
+        <w:rPr>
+          <w:rtl/>
+          <w:lang w:bidi="ar-SA"/>
+        </w:rPr>
+        <w:t xml:space="preserve"> </w:t>
+      </w:r>
+      <w:r>
+        <w:rPr>
+          <w:rFonts w:hint="cs"/>
+          <w:rtl/>
+          <w:lang w:bidi="ar-SA"/>
+        </w:rPr>
+        <w:t>الْقُوَّةِ</w:t>
+      </w:r>
+      <w:r>
+        <w:rPr>
+          <w:rtl/>
+          <w:lang w:bidi="ar-SA"/>
+        </w:rPr>
+        <w:t xml:space="preserve"> </w:t>
+      </w:r>
+      <w:r>
+        <w:rPr>
+          <w:rFonts w:hint="cs"/>
+          <w:rtl/>
+          <w:lang w:bidi="ar-SA"/>
+        </w:rPr>
+        <w:t>يُكَثِّرُ</w:t>
+      </w:r>
+      <w:r>
+        <w:rPr>
+          <w:rtl/>
+          <w:lang w:bidi="ar-SA"/>
+        </w:rPr>
+        <w:t xml:space="preserve"> </w:t>
+      </w:r>
+      <w:r>
+        <w:rPr>
+          <w:rFonts w:hint="cs"/>
+          <w:rtl/>
+          <w:lang w:bidi="ar-SA"/>
+        </w:rPr>
+        <w:t>شِدَّةً</w:t>
+      </w:r>
+      <w:r>
+        <w:rPr>
+          <w:rtl/>
+          <w:lang w:bidi="ar-SA"/>
+        </w:rPr>
+        <w:t>.</w:t>
+      </w:r>
+      <w:r>
+        <w:rPr>
+          <w:rFonts w:hint="cs"/>
+          <w:rtl/>
+          <w:lang w:bidi="ar-SA"/>
+        </w:rPr>
+        <w:t>" (أشعياء 40: 29).</w:t>
       </w:r>
     </w:p>
     <w:p>
@@ -110,7 +436,22 @@
           <w:rtl/>
           <w:lang w:bidi="ar-SA"/>
         </w:rPr>
-        <w:t>الله أعلن لنا عن ذاته كـ"إله كل نعمة"، وفي عدد 12 مكتوب بأننا "مقيمون في نعمة الله الحقيقية".</w:t>
+        <w:t>إنه مبارَك إن تعلمنا بأن نحسب في ضعفنا وإعيائنا حساب ملء النعمة والقوة التي صارت لحسابنا في المسيح يسوع. ويأتينا النداء: "</w:t>
+      </w:r>
+      <w:r>
+        <w:rPr>
+          <w:rtl/>
+          <w:lang w:bidi="ar-SA"/>
+        </w:rPr>
+        <w:t xml:space="preserve"> أَخِيرًا يَا إِخْوَتِي تَقَوُّوْا فِي الرَّبِّ وَفِي شِدَّةِ قُوَّتِهِ.</w:t>
+      </w:r>
+      <w:r>
+        <w:rPr>
+          <w:rFonts w:hint="cs"/>
+          <w:rtl/>
+          <w:lang w:bidi="ar-SA"/>
+        </w:rPr>
+        <w:t>" (أفسس 6: 10).</w:t>
       </w:r>
     </w:p>
     <w:p>
@@ -126,43 +467,45 @@
           <w:rtl/>
           <w:lang w:bidi="ar-SA"/>
         </w:rPr>
-        <w:t>إنه يصعب علينا أن نصدق هذا. بحسب الطبيعة جميعنا نقول: "</w:t>
-      </w:r>
-      <w:r>
-        <w:rPr>
-          <w:rtl/>
-          <w:lang w:bidi="ar-SA"/>
-        </w:rPr>
-        <w:t>أَنِّي كُنْتُ أَخَافُ مِنْكَ، إِذْ أَنْتَ إِنْسَانٌ صَارِمٌ،</w:t>
-      </w:r>
-      <w:r>
-        <w:rPr>
-          <w:rFonts w:hint="cs"/>
-          <w:rtl/>
-          <w:lang w:bidi="ar-SA"/>
-        </w:rPr>
-        <w:t xml:space="preserve">" (لوقا 19: 21). إننا عندنا نقص في فهمنا لنعمة الله. الإنسان الطبيعي فينا لا يثق بالمسيح وبنعمة الله. إن أخطأنا يقول لنا قلبنا: ينبغي عليك أن تقتلع جذور الخطية قبل ذهابك إلى الله. </w:t>
-      </w:r>
-      <w:r>
-        <w:rPr>
-          <w:rtl/>
-          <w:lang w:bidi="ar-SA"/>
-        </w:rPr>
-        <w:t>–</w:t>
-      </w:r>
-      <w:r>
-        <w:rPr>
-          <w:rFonts w:hint="cs"/>
-          <w:rtl/>
-          <w:lang w:bidi="ar-SA"/>
-        </w:rPr>
-        <w:t xml:space="preserve"> لكن إن عرفنا إله كل نعمة بشكل أفضل فعلى الفور وعلى ما نحن عليه سنُسرع إليه ونتذلل من أعماق قلوبنا أمامه وهو لن يُقابلنا إلا بنعمته.</w:t>
+        <w:t xml:space="preserve">ولمَن مُعدّ هذا الأمر؟ لمَن خارت قواه الذي رفع يديه عن المسير، عندما لا </w:t>
+      </w:r>
+      <w:r>
+        <w:rPr>
+          <w:rFonts w:hint="cs"/>
+          <w:rtl/>
+          <w:lang w:bidi="ar-SA"/>
+        </w:rPr>
+        <w:t>يتجدد باستمرار</w:t>
+      </w:r>
+      <w:r>
+        <w:rPr>
+          <w:rFonts w:hint="cs"/>
+          <w:rtl/>
+          <w:lang w:bidi="ar-SA"/>
+        </w:rPr>
+        <w:t xml:space="preserve"> </w:t>
+      </w:r>
+      <w:r>
+        <w:rPr>
+          <w:rFonts w:hint="cs"/>
+          <w:rtl/>
+          <w:lang w:bidi="ar-SA"/>
+        </w:rPr>
+        <w:t>ب</w:t>
+      </w:r>
+      <w:r>
+        <w:rPr>
+          <w:rFonts w:hint="cs"/>
+          <w:rtl/>
+          <w:lang w:bidi="ar-SA"/>
+        </w:rPr>
+        <w:t>قوة جديدة من فوق.</w:t>
       </w:r>
     </w:p>
     <w:p>
       <w:pPr>
         <w:rPr>
-          <w:rFonts w:hint="cs"/>
+          <w:rtl/>
           <w:lang w:bidi="ar-SA"/>
         </w:rPr>
       </w:pPr>
@@ -172,79 +515,45 @@
           <w:rtl/>
           <w:lang w:bidi="ar-SA"/>
         </w:rPr>
-        <w:t xml:space="preserve">لا شيء أصعب علينا من أن نبقى في وعينا بأننا لسنا تحت الناموس وإنما تحت النعمة. النعمة تشترط وجود الخطية والشر فينا، لكن النعمة تصرّح بأن جميع الخطايا </w:t>
-      </w:r>
-      <w:r>
-        <w:rPr>
-          <w:rFonts w:hint="cs"/>
-          <w:rtl/>
-          <w:lang w:bidi="ar-SA"/>
-        </w:rPr>
-        <w:t>أزالها يسوع. وحتى إن كنا نعي بخطايانا فيحق لنا أن نعي نعمة الله التي أزالتها. إن فرحنا</w:t>
-      </w:r>
-      <w:r>
-        <w:rPr>
-          <w:rFonts w:hint="cs"/>
-          <w:rtl/>
-          <w:lang w:bidi="ar-SA"/>
-        </w:rPr>
-        <w:t xml:space="preserve"> </w:t>
-      </w:r>
-      <w:r>
-        <w:rPr>
-          <w:rFonts w:hint="cs"/>
-          <w:rtl/>
-          <w:lang w:bidi="ar-SA"/>
-        </w:rPr>
-        <w:t>وسلامنا لا يعتمد على ما نكونه</w:t>
-      </w:r>
-      <w:r>
-        <w:rPr>
-          <w:rFonts w:hint="cs"/>
-          <w:rtl/>
-          <w:lang w:bidi="ar-SA"/>
-        </w:rPr>
-        <w:t xml:space="preserve"> نحن</w:t>
-      </w:r>
-      <w:r>
-        <w:rPr>
-          <w:rFonts w:hint="cs"/>
-          <w:rtl/>
-          <w:lang w:bidi="ar-SA"/>
-        </w:rPr>
-        <w:t xml:space="preserve"> وإنما ما يكونه الله، والله </w:t>
-      </w:r>
-      <w:r>
-        <w:rPr>
-          <w:rFonts w:hint="cs"/>
-          <w:rtl/>
-          <w:lang w:bidi="ar-SA"/>
-        </w:rPr>
-        <w:t>إله رحيم</w:t>
-      </w:r>
-      <w:r>
-        <w:rPr>
-          <w:rFonts w:hint="cs"/>
-          <w:rtl/>
-          <w:lang w:bidi="ar-SA"/>
-        </w:rPr>
-        <w:t>. إن الوعي بالنعمة هو المصدر لقوتنا كمسيحيين، والثبات في النعمة هو سر كل تقديس. لأن النعمة تُدخلنا إلى محضر الله و</w:t>
-      </w:r>
-      <w:r>
-        <w:rPr>
-          <w:rFonts w:hint="cs"/>
-          <w:rtl/>
-          <w:lang w:bidi="ar-SA"/>
-        </w:rPr>
-        <w:t xml:space="preserve">نحن </w:t>
-      </w:r>
-      <w:r>
-        <w:rPr>
-          <w:rFonts w:hint="cs"/>
-          <w:rtl/>
-          <w:lang w:bidi="ar-SA"/>
-        </w:rPr>
-        <w:t>نتقدس في عشرتنا مع الله، فمعرفة النعمة هي المصدر الحقيقي في تقديسنا.</w:t>
+        <w:t>متى ما تم الانتصار يبدأ الجهاد من جديد. هل نحن معرضين بأن نُعيى في الروح؟ دعونا بالرغم من ذلك نستمر بالمسير، لأن الله يعطينا قوة بفيض. صحيح أننا لا نحب اختبارت الإيمان هذه. إنه مؤلم بلا شك بأن نشعر يوميًا بضعفنا. إننا كنا نفضل لو انتهت الحرب سريعًا. لكن دعونا نضع في بالنا بأن وقت جهادنا هو الآن. إن كل واحد منا مدعو "</w:t>
+      </w:r>
+      <w:r>
+        <w:rPr>
+          <w:rtl/>
+        </w:rPr>
+        <w:t xml:space="preserve"> </w:t>
+      </w:r>
+      <w:r>
+        <w:rPr>
+          <w:rtl/>
+          <w:lang w:bidi="ar-SA"/>
+        </w:rPr>
+        <w:t>كَجُنْدِيٍّ صَالِحٍ لِيَسُوعَ الْمَسِيحِ</w:t>
+      </w:r>
+      <w:r>
+        <w:rPr>
+          <w:rFonts w:hint="cs"/>
+          <w:rtl/>
+          <w:lang w:bidi="ar-SA"/>
+        </w:rPr>
+        <w:t>" للجهاد، وذلك في المصاعب والضيقات التي تحيط بنا يوميًا.</w:t>
+      </w:r>
+    </w:p>
+    <w:p>
+      <w:pPr>
+        <w:rPr>
+          <w:rFonts w:hint="cs"/>
+          <w:rtl/>
+          <w:lang w:bidi="ar-SA"/>
+        </w:rPr>
+      </w:pPr>
+      <w:r>
+        <w:rPr>
+          <w:rFonts w:hint="cs"/>
+          <w:rtl/>
+          <w:lang w:bidi="ar-SA"/>
+        </w:rPr>
+        <w:t>اليوم يكفي شره وكان ما يكفي من نعمة. غدًا سيكون ما يكفينا من الشر، ولكن أيضًا ما يكفي من النعمة. كل ما نحتاجه هو أن نحيا لله ومن الله. هو أمين.</w:t>
       </w:r>
     </w:p>
     <w:sectPr>
@@ -263,11 +572,9 @@
     <w:rPrDefault>
       <w:rPr>
         <w:rFonts w:ascii="Sakkal Majalla" w:eastAsiaTheme="minorHAnsi" w:hAnsi="Sakkal Majalla" w:cs="Sakkal Majalla"/>
-        <w:kern w:val="2"/>
         <w:sz w:val="28"/>
         <w:szCs w:val="28"/>
         <w:lang w:val="en-US" w:eastAsia="en-US" w:bidi="he-IL"/>
-        <w14:ligatures w14:val="standardContextual"/>
       </w:rPr>
     </w:rPrDefault>
     <w:pPrDefault>
@@ -696,7 +1003,7 @@
     <w:basedOn w:val="DefaultParagraphFont"/>
     <w:uiPriority w:val="99"/>
     <w:unhideWhenUsed/>
-    <w:rsid w:val="00B43B29"/>
+    <w:rsid w:val="00EC395B"/>
     <w:rPr>
       <w:color w:val="0563C1" w:themeColor="hyperlink"/>
       <w:u w:val="single"/>
@@ -708,7 +1015,7 @@
     <w:uiPriority w:val="99"/>
     <w:semiHidden/>
     <w:unhideWhenUsed/>
-    <w:rsid w:val="00B43B29"/>
+    <w:rsid w:val="00EC395B"/>
     <w:rPr>
       <w:color w:val="605E5C"/>
       <w:shd w:val="clear" w:color="auto" w:fill="E1DFDD"/>

--- a/docs/downloads/john-nelson-darby/تم/doc_0371.docx
+++ b/docs/downloads/john-nelson-darby/تم/doc_0371.docx
@@ -4,227 +4,81 @@
   <w:body>
     <w:p>
       <w:pPr>
-        <w:rPr>
-          <w:rtl/>
+        <w:bidi/>
+        <w:jc w:val="both"/>
+        <w:rPr>
+          <w:rtl/>
+          <w:lang w:bidi="ar-SA"/>
         </w:rPr>
       </w:pPr>
       <w:hyperlink r:id="rId4" w:history="1">
         <w:r>
           <w:rPr>
             <w:rStyle w:val="Hyperlink"/>
+            <w:rFonts w:hint="cs"/>
             <w:rtl/>
+            <w:lang w:bidi="ar-SA"/>
           </w:rPr>
-          <w:t>مُعْيِينَ وَمُطَارِدِينَ</w:t>
+          <w:t>في بيت</w:t>
+        </w:r>
+        <w:r>
+          <w:rPr>
+            <w:rStyle w:val="Hyperlink"/>
+            <w:rFonts w:hint="cs"/>
+            <w:rtl/>
+            <w:lang w:bidi="ar-SA"/>
+          </w:rPr>
+          <w:t>ك مع الله</w:t>
+        </w:r>
+        <w:r>
+          <w:rPr>
+            <w:rStyle w:val="Hyperlink"/>
+            <w:rFonts w:hint="cs"/>
+            <w:rtl/>
+            <w:lang w:bidi="ar-SA"/>
+          </w:rPr>
+          <w:t>؟</w:t>
         </w:r>
       </w:hyperlink>
     </w:p>
     <w:p>
       <w:pPr>
-        <w:rPr>
-          <w:rtl/>
+        <w:bidi/>
+        <w:jc w:val="both"/>
+        <w:rPr>
+          <w:rtl/>
+          <w:lang w:bidi="ar-SA"/>
         </w:rPr>
       </w:pPr>
       <w:r>
         <w:rPr>
           <w:rFonts w:hint="cs"/>
           <w:rtl/>
-        </w:rPr>
-        <w:t>قضاة 8: 4: "</w:t>
-      </w:r>
-      <w:r>
-        <w:rPr>
-          <w:rFonts w:ascii="Arial" w:hAnsi="Arial" w:cs="Arial" w:hint="cs"/>
-          <w:rtl/>
-        </w:rPr>
-        <w:t>​</w:t>
-      </w:r>
-      <w:r>
-        <w:rPr>
-          <w:rFonts w:hint="cs"/>
-          <w:rtl/>
-        </w:rPr>
-        <w:t>وَجَاءَ</w:t>
-      </w:r>
-      <w:r>
-        <w:rPr>
-          <w:rtl/>
-        </w:rPr>
-        <w:t xml:space="preserve"> </w:t>
-      </w:r>
-      <w:r>
-        <w:rPr>
-          <w:rFonts w:hint="cs"/>
-          <w:rtl/>
-        </w:rPr>
-        <w:t>جِدْعُونُ</w:t>
-      </w:r>
-      <w:r>
-        <w:rPr>
-          <w:rtl/>
-        </w:rPr>
-        <w:t xml:space="preserve"> </w:t>
-      </w:r>
-      <w:r>
-        <w:rPr>
-          <w:rFonts w:hint="cs"/>
-          <w:rtl/>
-        </w:rPr>
-        <w:t>إِلَى</w:t>
-      </w:r>
-      <w:r>
-        <w:rPr>
-          <w:rtl/>
-        </w:rPr>
-        <w:t xml:space="preserve"> </w:t>
-      </w:r>
-      <w:r>
-        <w:rPr>
-          <w:rFonts w:hint="cs"/>
-          <w:rtl/>
-        </w:rPr>
-        <w:t>الأُرْدُنِّ</w:t>
-      </w:r>
-      <w:r>
-        <w:rPr>
-          <w:rtl/>
-        </w:rPr>
-        <w:t xml:space="preserve"> </w:t>
-      </w:r>
-      <w:r>
-        <w:rPr>
-          <w:rFonts w:hint="cs"/>
-          <w:rtl/>
-        </w:rPr>
-        <w:t>وَعَبَرَ</w:t>
-      </w:r>
-      <w:r>
-        <w:rPr>
-          <w:rtl/>
-        </w:rPr>
-        <w:t xml:space="preserve"> </w:t>
-      </w:r>
-      <w:r>
-        <w:rPr>
-          <w:rFonts w:hint="cs"/>
-          <w:rtl/>
-        </w:rPr>
-        <w:t>هُوَ</w:t>
-      </w:r>
-      <w:r>
-        <w:rPr>
-          <w:rtl/>
-        </w:rPr>
-        <w:t xml:space="preserve"> </w:t>
-      </w:r>
-      <w:r>
-        <w:rPr>
-          <w:rFonts w:hint="cs"/>
-          <w:rtl/>
-        </w:rPr>
-        <w:t>وَالثَّلاَثُ</w:t>
-      </w:r>
-      <w:r>
-        <w:rPr>
-          <w:rtl/>
-        </w:rPr>
-        <w:t xml:space="preserve"> </w:t>
-      </w:r>
-      <w:r>
-        <w:rPr>
-          <w:rFonts w:hint="cs"/>
-          <w:rtl/>
-        </w:rPr>
-        <w:t>مِئَةِ</w:t>
-      </w:r>
-      <w:r>
-        <w:rPr>
-          <w:rtl/>
-        </w:rPr>
-        <w:t xml:space="preserve"> </w:t>
-      </w:r>
-      <w:r>
-        <w:rPr>
-          <w:rFonts w:hint="cs"/>
-          <w:rtl/>
-        </w:rPr>
-        <w:t>الرَّجُلِ</w:t>
-      </w:r>
-      <w:r>
-        <w:rPr>
-          <w:rtl/>
-        </w:rPr>
-        <w:t xml:space="preserve"> </w:t>
-      </w:r>
-      <w:r>
-        <w:rPr>
-          <w:rFonts w:hint="cs"/>
-          <w:rtl/>
-        </w:rPr>
-        <w:t>الَّذِينَ</w:t>
-      </w:r>
-      <w:r>
-        <w:rPr>
-          <w:rtl/>
-        </w:rPr>
-        <w:t xml:space="preserve"> </w:t>
-      </w:r>
-      <w:r>
-        <w:rPr>
-          <w:rFonts w:hint="cs"/>
-          <w:rtl/>
-        </w:rPr>
-        <w:t>مَعَهُ</w:t>
-      </w:r>
-      <w:r>
-        <w:rPr>
-          <w:rtl/>
-        </w:rPr>
-        <w:t xml:space="preserve"> </w:t>
-      </w:r>
-      <w:r>
-        <w:rPr>
-          <w:rFonts w:hint="cs"/>
-          <w:rtl/>
-        </w:rPr>
-        <w:t>مُعْيِينَ</w:t>
-      </w:r>
-      <w:r>
-        <w:rPr>
-          <w:rtl/>
-        </w:rPr>
-        <w:t xml:space="preserve"> </w:t>
-      </w:r>
-      <w:r>
-        <w:rPr>
-          <w:rFonts w:hint="cs"/>
-          <w:rtl/>
-        </w:rPr>
-        <w:t>وَمُطَارِدِينَ</w:t>
-      </w:r>
-      <w:r>
-        <w:rPr>
-          <w:rtl/>
-        </w:rPr>
-        <w:t>.</w:t>
-      </w:r>
-      <w:r>
-        <w:rPr>
-          <w:rFonts w:hint="cs"/>
-          <w:rtl/>
-        </w:rPr>
-        <w:t>"</w:t>
+          <w:lang w:bidi="ar-SA"/>
+        </w:rPr>
+        <w:t>2. كورنثوس 4: 4</w:t>
       </w:r>
     </w:p>
     <w:p>
       <w:pPr>
-        <w:bidi w:val="0"/>
+        <w:bidi/>
+        <w:jc w:val="both"/>
+        <w:rPr>
+          <w:rtl/>
+          <w:lang w:bidi="ar-SA"/>
+        </w:rPr>
       </w:pPr>
       <w:r>
+        <w:rPr>
+          <w:lang w:bidi="ar-SA"/>
+        </w:rPr>
         <w:t>John Nelson Darby</w:t>
       </w:r>
     </w:p>
     <w:p>
       <w:pPr>
+        <w:bidi/>
+        <w:jc w:val="both"/>
         <w:rPr>
           <w:rtl/>
           <w:lang w:bidi="ar-SA"/>
@@ -236,86 +90,68 @@
           <w:rtl/>
           <w:lang w:bidi="ar-SA"/>
         </w:rPr>
-        <w:t>هي فقط كلمتان لكن كم هي هادفة في وصفها طريق المسيحي. إنه ليس مكتوب: "</w:t>
-      </w:r>
-      <w:r>
-        <w:rPr>
-          <w:rtl/>
+        <w:t>"</w:t>
+      </w:r>
+      <w:r>
+        <w:rPr>
+          <w:rFonts w:ascii="Arial" w:hAnsi="Arial" w:cs="Arial" w:hint="cs"/>
+          <w:rtl/>
+          <w:lang w:bidi="ar-SA"/>
+        </w:rPr>
+        <w:t>​</w:t>
+      </w:r>
+      <w:r>
+        <w:rPr>
+          <w:rFonts w:hint="cs"/>
+          <w:rtl/>
+          <w:lang w:bidi="ar-SA"/>
+        </w:rPr>
+        <w:t>الَّذِينَ</w:t>
+      </w:r>
+      <w:r>
+        <w:rPr>
+          <w:rtl/>
+          <w:lang w:bidi="ar-SA"/>
         </w:rPr>
         <w:t xml:space="preserve"> </w:t>
       </w:r>
       <w:r>
         <w:rPr>
-          <w:rtl/>
-          <w:lang w:bidi="ar-SA"/>
-        </w:rPr>
-        <w:t>مُعْيِينَ</w:t>
-      </w:r>
-      <w:r>
-        <w:rPr>
-          <w:rFonts w:hint="cs"/>
-          <w:rtl/>
-          <w:lang w:bidi="ar-SA"/>
-        </w:rPr>
-        <w:t xml:space="preserve"> ومتكئين" أو "</w:t>
-      </w:r>
-      <w:r>
-        <w:rPr>
-          <w:rtl/>
+          <w:rFonts w:hint="cs"/>
+          <w:rtl/>
+          <w:lang w:bidi="ar-SA"/>
+        </w:rPr>
+        <w:t>فِيهِمْ</w:t>
+      </w:r>
+      <w:r>
+        <w:rPr>
+          <w:rtl/>
+          <w:lang w:bidi="ar-SA"/>
         </w:rPr>
         <w:t xml:space="preserve"> </w:t>
       </w:r>
       <w:r>
         <w:rPr>
-          <w:rtl/>
-          <w:lang w:bidi="ar-SA"/>
-        </w:rPr>
-        <w:t>مُعْيِينَ</w:t>
-      </w:r>
-      <w:r>
-        <w:rPr>
-          <w:rFonts w:hint="cs"/>
-          <w:rtl/>
-          <w:lang w:bidi="ar-SA"/>
-        </w:rPr>
-        <w:t xml:space="preserve"> ومنتهين"، وإنما "</w:t>
-      </w:r>
-      <w:r>
-        <w:rPr>
-          <w:rtl/>
+          <w:rFonts w:hint="cs"/>
+          <w:rtl/>
+          <w:lang w:bidi="ar-SA"/>
+        </w:rPr>
+        <w:t>إِلهُ</w:t>
+      </w:r>
+      <w:r>
+        <w:rPr>
+          <w:rtl/>
+          <w:lang w:bidi="ar-SA"/>
         </w:rPr>
         <w:t xml:space="preserve"> </w:t>
       </w:r>
       <w:r>
         <w:rPr>
-          <w:rtl/>
-          <w:lang w:bidi="ar-SA"/>
-        </w:rPr>
-        <w:t>مُعْيِينَ وَمُطَارِدِينَ</w:t>
-      </w:r>
-      <w:r>
-        <w:rPr>
-          <w:rFonts w:hint="cs"/>
-          <w:rtl/>
-          <w:lang w:bidi="ar-SA"/>
-        </w:rPr>
-        <w:t>". إننا أمرنا مثل جدعون مع الذي "</w:t>
-      </w:r>
-      <w:r>
-        <w:rPr>
-          <w:rFonts w:ascii="Arial" w:hAnsi="Arial" w:cs="Arial" w:hint="cs"/>
-          <w:rtl/>
-          <w:lang w:bidi="ar-SA"/>
-        </w:rPr>
-        <w:t>​</w:t>
-      </w:r>
-      <w:r>
-        <w:rPr>
-          <w:rFonts w:hint="cs"/>
-          <w:rtl/>
-          <w:lang w:bidi="ar-SA"/>
-        </w:rPr>
-        <w:t>يُعْطِي</w:t>
+          <w:rFonts w:hint="cs"/>
+          <w:rtl/>
+          <w:lang w:bidi="ar-SA"/>
+        </w:rPr>
+        <w:t>هذَا</w:t>
       </w:r>
       <w:r>
         <w:rPr>
@@ -330,7 +166,7 @@
           <w:rtl/>
           <w:lang w:bidi="ar-SA"/>
         </w:rPr>
-        <w:t>الْمُعْيِيَ</w:t>
+        <w:t>الدَّهْرِ</w:t>
       </w:r>
       <w:r>
         <w:rPr>
@@ -345,7 +181,7 @@
           <w:rtl/>
           <w:lang w:bidi="ar-SA"/>
         </w:rPr>
-        <w:t>قُدْرَةً،</w:t>
+        <w:t>قَدْ</w:t>
       </w:r>
       <w:r>
         <w:rPr>
@@ -360,7 +196,7 @@
           <w:rtl/>
           <w:lang w:bidi="ar-SA"/>
         </w:rPr>
-        <w:t>وَلِعَدِيمِ</w:t>
+        <w:t>أَعْمَى</w:t>
       </w:r>
       <w:r>
         <w:rPr>
@@ -375,7 +211,7 @@
           <w:rtl/>
           <w:lang w:bidi="ar-SA"/>
         </w:rPr>
-        <w:t>الْقُوَّةِ</w:t>
+        <w:t>أَذْهَانَ</w:t>
       </w:r>
       <w:r>
         <w:rPr>
@@ -390,7 +226,7 @@
           <w:rtl/>
           <w:lang w:bidi="ar-SA"/>
         </w:rPr>
-        <w:t>يُكَثِّرُ</w:t>
+        <w:t>غَيْرِ</w:t>
       </w:r>
       <w:r>
         <w:rPr>
@@ -405,26 +241,21 @@
           <w:rtl/>
           <w:lang w:bidi="ar-SA"/>
         </w:rPr>
-        <w:t>شِدَّةً</w:t>
-      </w:r>
-      <w:r>
-        <w:rPr>
-          <w:rtl/>
-          <w:lang w:bidi="ar-SA"/>
-        </w:rPr>
-        <w:t>.</w:t>
-      </w:r>
-      <w:r>
-        <w:rPr>
-          <w:rFonts w:hint="cs"/>
-          <w:rtl/>
-          <w:lang w:bidi="ar-SA"/>
-        </w:rPr>
-        <w:t>" (أشعياء 40: 29).</w:t>
+        <w:t>الْمُؤْمِنِينَ،</w:t>
+      </w:r>
+      <w:r>
+        <w:rPr>
+          <w:rFonts w:hint="cs"/>
+          <w:rtl/>
+          <w:lang w:bidi="ar-SA"/>
+        </w:rPr>
+        <w:t>"</w:t>
       </w:r>
     </w:p>
     <w:p>
       <w:pPr>
+        <w:bidi/>
+        <w:jc w:val="both"/>
         <w:rPr>
           <w:rtl/>
           <w:lang w:bidi="ar-SA"/>
@@ -436,26 +267,21 @@
           <w:rtl/>
           <w:lang w:bidi="ar-SA"/>
         </w:rPr>
-        <w:t>إنه مبارَك إن تعلمنا بأن نحسب في ضعفنا وإعيائنا حساب ملء النعمة والقوة التي صارت لحسابنا في المسيح يسوع. ويأتينا النداء: "</w:t>
-      </w:r>
-      <w:r>
-        <w:rPr>
-          <w:rtl/>
-          <w:lang w:bidi="ar-SA"/>
-        </w:rPr>
-        <w:t xml:space="preserve"> أَخِيرًا يَا إِخْوَتِي تَقَوُّوْا فِي الرَّبِّ وَفِي شِدَّةِ قُوَّتِهِ.</w:t>
-      </w:r>
-      <w:r>
-        <w:rPr>
-          <w:rFonts w:hint="cs"/>
-          <w:rtl/>
-          <w:lang w:bidi="ar-SA"/>
-        </w:rPr>
-        <w:t>" (أفسس 6: 10).</w:t>
+        <w:t>إنه شيء مميز في الإنسان بأنه لا يشعر نفسه حرًا من نحو الله، ولكنه يشعر بحرية مع الشيطان. هو عنده خوف من الله، لكنه لا يخاف الشيطان. طبعًا هو لا يودّ بأن يكون في الجحيم مع الشيطان فهذه بالنسبة له فكرة سيئة؛ لكنه لا يرى أي شيء سيء في أن يسير معه يوميًا</w:t>
+      </w:r>
+      <w:r>
+        <w:rPr>
+          <w:rFonts w:hint="cs"/>
+          <w:rtl/>
+          <w:lang w:bidi="ar-SA"/>
+        </w:rPr>
+        <w:t>.</w:t>
       </w:r>
     </w:p>
     <w:p>
       <w:pPr>
+        <w:bidi/>
+        <w:jc w:val="both"/>
         <w:rPr>
           <w:rtl/>
           <w:lang w:bidi="ar-SA"/>
@@ -467,44 +293,23 @@
           <w:rtl/>
           <w:lang w:bidi="ar-SA"/>
         </w:rPr>
-        <w:t xml:space="preserve">ولمَن مُعدّ هذا الأمر؟ لمَن خارت قواه الذي رفع يديه عن المسير، عندما لا </w:t>
-      </w:r>
-      <w:r>
-        <w:rPr>
-          <w:rFonts w:hint="cs"/>
-          <w:rtl/>
-          <w:lang w:bidi="ar-SA"/>
-        </w:rPr>
-        <w:t>يتجدد باستمرار</w:t>
-      </w:r>
-      <w:r>
-        <w:rPr>
-          <w:rFonts w:hint="cs"/>
-          <w:rtl/>
-          <w:lang w:bidi="ar-SA"/>
-        </w:rPr>
-        <w:t xml:space="preserve"> </w:t>
-      </w:r>
-      <w:r>
-        <w:rPr>
-          <w:rFonts w:hint="cs"/>
-          <w:rtl/>
-          <w:lang w:bidi="ar-SA"/>
-        </w:rPr>
-        <w:t>ب</w:t>
-      </w:r>
-      <w:r>
-        <w:rPr>
-          <w:rFonts w:hint="cs"/>
-          <w:rtl/>
-          <w:lang w:bidi="ar-SA"/>
-        </w:rPr>
-        <w:t>قوة جديدة من فوق.</w:t>
+        <w:t xml:space="preserve">هو يشعر نفسه حرًا مع الشيطان وهو يسير معه دون أي إرغام على ذلك على الأرض؛ لكن بأن يسير مع الله فهو أمر فظيع بالنسبة له. هل تشعر بحرية مع الله؟ أنا أعرف بأن يومًا ما تودّ بأن تكون مع الله في السماء، لكن هل أنت مشتاق الآن بأن تكون قريبًا منه؟ هذا هو السؤال. هل تشعر بأنك في بيتك مع الله؟ هل أنت مرتاح من الفكرة بأنه يقبلك كما أنت؟ </w:t>
+      </w:r>
+      <w:r>
+        <w:rPr>
+          <w:rFonts w:hint="cs"/>
+          <w:rtl/>
+          <w:lang w:bidi="ar-SA"/>
+        </w:rPr>
+        <w:t>هل تضع ثقتك في الله بأن يقبلك كما أنت؟ أم أنك متحيّر من الفكرة بأن الله سيقبلك كما أنت؟ ما هو الفظيع في أن تفكّر بالله؟ لماذا لا تريد أن تضع ثقتك في الله في الحالة التي أنت موجود فيها؟</w:t>
       </w:r>
     </w:p>
     <w:p>
       <w:pPr>
-        <w:rPr>
+        <w:bidi/>
+        <w:jc w:val="both"/>
+        <w:rPr>
+          <w:rFonts w:hint="cs"/>
           <w:rtl/>
           <w:lang w:bidi="ar-SA"/>
         </w:rPr>
@@ -515,45 +320,53 @@
           <w:rtl/>
           <w:lang w:bidi="ar-SA"/>
         </w:rPr>
-        <w:t>متى ما تم الانتصار يبدأ الجهاد من جديد. هل نحن معرضين بأن نُعيى في الروح؟ دعونا بالرغم من ذلك نستمر بالمسير، لأن الله يعطينا قوة بفيض. صحيح أننا لا نحب اختبارت الإيمان هذه. إنه مؤلم بلا شك بأن نشعر يوميًا بضعفنا. إننا كنا نفضل لو انتهت الحرب سريعًا. لكن دعونا نضع في بالنا بأن وقت جهادنا هو الآن. إن كل واحد منا مدعو "</w:t>
-      </w:r>
-      <w:r>
-        <w:rPr>
-          <w:rtl/>
-        </w:rPr>
-        <w:t xml:space="preserve"> </w:t>
-      </w:r>
-      <w:r>
-        <w:rPr>
-          <w:rtl/>
-          <w:lang w:bidi="ar-SA"/>
-        </w:rPr>
-        <w:t>كَجُنْدِيٍّ صَالِحٍ لِيَسُوعَ الْمَسِيحِ</w:t>
-      </w:r>
-      <w:r>
-        <w:rPr>
-          <w:rFonts w:hint="cs"/>
-          <w:rtl/>
-          <w:lang w:bidi="ar-SA"/>
-        </w:rPr>
-        <w:t>" للجهاد، وذلك في المصاعب والضيقات التي تحيط بنا يوميًا.</w:t>
-      </w:r>
-    </w:p>
-    <w:p>
-      <w:pPr>
-        <w:rPr>
-          <w:rFonts w:hint="cs"/>
-          <w:rtl/>
-          <w:lang w:bidi="ar-SA"/>
-        </w:rPr>
-      </w:pPr>
-      <w:r>
-        <w:rPr>
-          <w:rFonts w:hint="cs"/>
-          <w:rtl/>
-          <w:lang w:bidi="ar-SA"/>
-        </w:rPr>
-        <w:t>اليوم يكفي شره وكان ما يكفي من نعمة. غدًا سيكون ما يكفينا من الشر، ولكن أيضًا ما يكفي من النعمة. كل ما نحتاجه هو أن نحيا لله ومن الله. هو أمين.</w:t>
+        <w:t xml:space="preserve">أنت لا تخاف بأن تضع ثقتك في الشيطان. الشيطان هو "إله هذا الدهر (العالم)" (2. كورنثوس 4: 4)، لهذا لا يخاف الناس منه. أليس هذا شيء ملفت للنظر؟ في عالم الشيطان يتحرك الناس بحرية ومن دون قيود، لكن مع الله فهم ليسوا غير مُجبرين. </w:t>
+      </w:r>
+      <w:r>
+        <w:rPr>
+          <w:rFonts w:hint="cs"/>
+          <w:rtl/>
+          <w:lang w:bidi="ar-SA"/>
+        </w:rPr>
+        <w:t>هم بإرادتهم يذهبون إلى أماكن التجربة التي من المؤكد ليس فيها المسيح؛ لكنهم في حيرة في المكان الذي يمجّد المسيح الله. هو يبحثون عن ملذاتهم في المكان الذي لن يكن للمسيح أية لذّة فيه؛ وهم لا يرهبون من الشيطان مع أنهم يعرفون بأنه هناك. هم يخافون من النور لكنهم لا يرهبون من الظلمة. الظلمة هو عنصر حياتهم</w:t>
+      </w:r>
+      <w:r>
+        <w:rPr>
+          <w:rFonts w:hint="cs"/>
+          <w:rtl/>
+          <w:lang w:bidi="ar-SA"/>
+        </w:rPr>
+        <w:t>، والنور يجعلهم يرتعبون. يا له من أمر رهيب! "</w:t>
+      </w:r>
+      <w:r>
+        <w:rPr>
+          <w:rtl/>
+          <w:lang w:bidi="ar-SA"/>
+        </w:rPr>
+        <w:t>اللهَ نُورٌ وَلَيْسَ فِيهِ ظُلْمَةٌ الْبَتَّةَ.</w:t>
+      </w:r>
+      <w:r>
+        <w:rPr>
+          <w:rFonts w:hint="cs"/>
+          <w:rtl/>
+          <w:lang w:bidi="ar-SA"/>
+        </w:rPr>
+        <w:t>" (1. يوحنا 1: 5). إبليس هو رئيس "</w:t>
+      </w:r>
+      <w:r>
+        <w:rPr>
+          <w:rtl/>
+          <w:lang w:bidi="ar-SA"/>
+        </w:rPr>
+        <w:t>الْعَالَمِ عَلَى ظُلْمَةِ هذَا الدَّهْرِ</w:t>
+      </w:r>
+      <w:r>
+        <w:rPr>
+          <w:rFonts w:hint="cs"/>
+          <w:rtl/>
+          <w:lang w:bidi="ar-SA"/>
+        </w:rPr>
+        <w:t>" (أفسس 6: 12).</w:t>
       </w:r>
     </w:p>
     <w:sectPr>
@@ -579,9 +392,7 @@
     </w:rPrDefault>
     <w:pPrDefault>
       <w:pPr>
-        <w:bidi/>
         <w:spacing w:after="160" w:line="259" w:lineRule="auto"/>
-        <w:jc w:val="both"/>
       </w:pPr>
     </w:pPrDefault>
   </w:docDefaults>
@@ -967,7 +778,6 @@
     <w:name w:val="Normal"/>
     <w:qFormat/>
     <w:rPr>
-      <w:noProof/>
       <w:lang w:bidi="ar-EG"/>
     </w:rPr>
   </w:style>
@@ -1003,7 +813,7 @@
     <w:basedOn w:val="DefaultParagraphFont"/>
     <w:uiPriority w:val="99"/>
     <w:unhideWhenUsed/>
-    <w:rsid w:val="00EC395B"/>
+    <w:rsid w:val="00AF5AE7"/>
     <w:rPr>
       <w:color w:val="0563C1" w:themeColor="hyperlink"/>
       <w:u w:val="single"/>
@@ -1015,7 +825,7 @@
     <w:uiPriority w:val="99"/>
     <w:semiHidden/>
     <w:unhideWhenUsed/>
-    <w:rsid w:val="00EC395B"/>
+    <w:rsid w:val="00AF5AE7"/>
     <w:rPr>
       <w:color w:val="605E5C"/>
       <w:shd w:val="clear" w:color="auto" w:fill="E1DFDD"/>
